--- a/Auditoria_Copa2026_Consolidada.docx
+++ b/Auditoria_Copa2026_Consolidada.docx
@@ -5964,6 +5964,1405 @@
       </w:pPr>
       <w:r>
         <w:t xml:space="preserve">Usuário (você) aprovou antes do deploy final</w:t>
+      </w:r>
+    </w:p>
+    <w:p>
+      <w:pPr>
+        <w:pStyle w:val="Heading1"/>
+      </w:pPr>
+      <w:r>
+        <w:t xml:space="preserve">9. Status de Execução (atualizado em 01/07/2026)</w:t>
+      </w:r>
+    </w:p>
+    <w:p>
+      <w:pPr>
+        <w:spacing w:after="160"/>
+      </w:pPr>
+      <w:r>
+        <w:t xml:space="preserve">Itens do plano já executados nesta sessão, editados diretamente em index.html, copa2026.html e bolao-worker.js. Nenhum deploy foi feito — os arquivos estão prontos, mas ainda dependem de revisão e publicação manual (git commit/push e deploy-worker.ps1).</w:t>
+      </w:r>
+    </w:p>
+    <w:tbl>
+      <w:tblPr>
+        <w:tblW w:type="dxa" w:w="9360"/>
+        <w:tblBorders>
+          <w:top w:val="single" w:color="auto" w:sz="4"/>
+          <w:left w:val="single" w:color="auto" w:sz="4"/>
+          <w:bottom w:val="single" w:color="auto" w:sz="4"/>
+          <w:right w:val="single" w:color="auto" w:sz="4"/>
+          <w:insideH w:val="single" w:color="auto" w:sz="4"/>
+          <w:insideV w:val="single" w:color="auto" w:sz="4"/>
+        </w:tblBorders>
+      </w:tblPr>
+      <w:tblGrid>
+        <w:gridCol w:w="2800"/>
+        <w:gridCol w:w="1600"/>
+        <w:gridCol w:w="4960"/>
+      </w:tblGrid>
+      <w:tr>
+        <w:trPr>
+          <w:tblHeader/>
+        </w:trPr>
+        <w:tc>
+          <w:tcPr>
+            <w:tcW w:type="dxa" w:w="2800"/>
+            <w:tcBorders>
+              <w:top w:val="single" w:color="CCCCCC" w:sz="1"/>
+              <w:left w:val="single" w:color="CCCCCC" w:sz="1"/>
+              <w:bottom w:val="single" w:color="CCCCCC" w:sz="1"/>
+              <w:right w:val="single" w:color="CCCCCC" w:sz="1"/>
+            </w:tcBorders>
+            <w:shd w:fill="1F2937" w:val="clear"/>
+            <w:tcMar>
+              <w:top w:type="dxa" w:w="60"/>
+              <w:left w:type="dxa" w:w="100"/>
+              <w:bottom w:type="dxa" w:w="60"/>
+              <w:right w:type="dxa" w:w="100"/>
+            </w:tcMar>
+            <w:vAlign w:val="center"/>
+          </w:tcPr>
+          <w:p>
+            <w:r>
+              <w:rPr>
+                <w:b/>
+                <w:bCs/>
+                <w:color w:val="FFFFFF"/>
+                <w:sz w:val="18"/>
+                <w:szCs w:val="18"/>
+              </w:rPr>
+              <w:t xml:space="preserve">Item</w:t>
+            </w:r>
+          </w:p>
+        </w:tc>
+        <w:tc>
+          <w:tcPr>
+            <w:tcW w:type="dxa" w:w="1600"/>
+            <w:tcBorders>
+              <w:top w:val="single" w:color="CCCCCC" w:sz="1"/>
+              <w:left w:val="single" w:color="CCCCCC" w:sz="1"/>
+              <w:bottom w:val="single" w:color="CCCCCC" w:sz="1"/>
+              <w:right w:val="single" w:color="CCCCCC" w:sz="1"/>
+            </w:tcBorders>
+            <w:shd w:fill="1F2937" w:val="clear"/>
+            <w:tcMar>
+              <w:top w:type="dxa" w:w="60"/>
+              <w:left w:type="dxa" w:w="100"/>
+              <w:bottom w:type="dxa" w:w="60"/>
+              <w:right w:type="dxa" w:w="100"/>
+            </w:tcMar>
+            <w:vAlign w:val="center"/>
+          </w:tcPr>
+          <w:p>
+            <w:r>
+              <w:rPr>
+                <w:b/>
+                <w:bCs/>
+                <w:color w:val="FFFFFF"/>
+                <w:sz w:val="18"/>
+                <w:szCs w:val="18"/>
+              </w:rPr>
+              <w:t xml:space="preserve">Status</w:t>
+            </w:r>
+          </w:p>
+        </w:tc>
+        <w:tc>
+          <w:tcPr>
+            <w:tcW w:type="dxa" w:w="4960"/>
+            <w:tcBorders>
+              <w:top w:val="single" w:color="CCCCCC" w:sz="1"/>
+              <w:left w:val="single" w:color="CCCCCC" w:sz="1"/>
+              <w:bottom w:val="single" w:color="CCCCCC" w:sz="1"/>
+              <w:right w:val="single" w:color="CCCCCC" w:sz="1"/>
+            </w:tcBorders>
+            <w:shd w:fill="1F2937" w:val="clear"/>
+            <w:tcMar>
+              <w:top w:type="dxa" w:w="60"/>
+              <w:left w:type="dxa" w:w="100"/>
+              <w:bottom w:type="dxa" w:w="60"/>
+              <w:right w:type="dxa" w:w="100"/>
+            </w:tcMar>
+            <w:vAlign w:val="center"/>
+          </w:tcPr>
+          <w:p>
+            <w:r>
+              <w:rPr>
+                <w:b/>
+                <w:bCs/>
+                <w:color w:val="FFFFFF"/>
+                <w:sz w:val="18"/>
+                <w:szCs w:val="18"/>
+              </w:rPr>
+              <w:t xml:space="preserve">Observação</w:t>
+            </w:r>
+          </w:p>
+        </w:tc>
+      </w:tr>
+      <w:tr>
+        <w:tc>
+          <w:tcPr>
+            <w:tcW w:type="dxa" w:w="2800"/>
+            <w:tcBorders>
+              <w:top w:val="single" w:color="CCCCCC" w:sz="1"/>
+              <w:left w:val="single" w:color="CCCCCC" w:sz="1"/>
+              <w:bottom w:val="single" w:color="CCCCCC" w:sz="1"/>
+              <w:right w:val="single" w:color="CCCCCC" w:sz="1"/>
+            </w:tcBorders>
+            <w:tcMar>
+              <w:top w:type="dxa" w:w="60"/>
+              <w:left w:type="dxa" w:w="100"/>
+              <w:bottom w:type="dxa" w:w="60"/>
+              <w:right w:type="dxa" w:w="100"/>
+            </w:tcMar>
+            <w:vAlign w:val="center"/>
+          </w:tcPr>
+          <w:p>
+            <w:r>
+              <w:rPr>
+                <w:b/>
+                <w:bCs/>
+                <w:sz w:val="18"/>
+                <w:szCs w:val="18"/>
+              </w:rPr>
+              <w:t xml:space="preserve">Remover 4 console.log de produção</w:t>
+            </w:r>
+          </w:p>
+        </w:tc>
+        <w:tc>
+          <w:tcPr>
+            <w:tcW w:type="dxa" w:w="1600"/>
+            <w:tcBorders>
+              <w:top w:val="single" w:color="CCCCCC" w:sz="1"/>
+              <w:left w:val="single" w:color="CCCCCC" w:sz="1"/>
+              <w:bottom w:val="single" w:color="CCCCCC" w:sz="1"/>
+              <w:right w:val="single" w:color="CCCCCC" w:sz="1"/>
+            </w:tcBorders>
+            <w:shd w:fill="DCFCE7" w:val="clear"/>
+            <w:tcMar>
+              <w:top w:type="dxa" w:w="60"/>
+              <w:left w:type="dxa" w:w="100"/>
+              <w:bottom w:type="dxa" w:w="60"/>
+              <w:right w:type="dxa" w:w="100"/>
+            </w:tcMar>
+            <w:vAlign w:val="center"/>
+          </w:tcPr>
+          <w:p>
+            <w:r>
+              <w:rPr>
+                <w:b w:val="false"/>
+                <w:bCs w:val="false"/>
+                <w:sz w:val="18"/>
+                <w:szCs w:val="18"/>
+              </w:rPr>
+              <w:t xml:space="preserve">Feito</w:t>
+            </w:r>
+          </w:p>
+        </w:tc>
+        <w:tc>
+          <w:tcPr>
+            <w:tcW w:type="dxa" w:w="4960"/>
+            <w:tcBorders>
+              <w:top w:val="single" w:color="CCCCCC" w:sz="1"/>
+              <w:left w:val="single" w:color="CCCCCC" w:sz="1"/>
+              <w:bottom w:val="single" w:color="CCCCCC" w:sz="1"/>
+              <w:right w:val="single" w:color="CCCCCC" w:sz="1"/>
+            </w:tcBorders>
+            <w:tcMar>
+              <w:top w:type="dxa" w:w="60"/>
+              <w:left w:type="dxa" w:w="100"/>
+              <w:bottom w:type="dxa" w:w="60"/>
+              <w:right w:type="dxa" w:w="100"/>
+            </w:tcMar>
+            <w:vAlign w:val="center"/>
+          </w:tcPr>
+          <w:p>
+            <w:r>
+              <w:rPr>
+                <w:b w:val="false"/>
+                <w:bCs w:val="false"/>
+                <w:sz w:val="18"/>
+                <w:szCs w:val="18"/>
+              </w:rPr>
+              <w:t xml:space="preserve">2 estavam numa função morta (photoCoverage, nunca chamada em lugar nenhum) e 2 rodavam de verdade em produção (a cada evento de timeline ao vivo e a cada limpeza de memória).</w:t>
+            </w:r>
+          </w:p>
+        </w:tc>
+      </w:tr>
+      <w:tr>
+        <w:tc>
+          <w:tcPr>
+            <w:tcW w:type="dxa" w:w="2800"/>
+            <w:tcBorders>
+              <w:top w:val="single" w:color="CCCCCC" w:sz="1"/>
+              <w:left w:val="single" w:color="CCCCCC" w:sz="1"/>
+              <w:bottom w:val="single" w:color="CCCCCC" w:sz="1"/>
+              <w:right w:val="single" w:color="CCCCCC" w:sz="1"/>
+            </w:tcBorders>
+            <w:tcMar>
+              <w:top w:type="dxa" w:w="60"/>
+              <w:left w:type="dxa" w:w="100"/>
+              <w:bottom w:type="dxa" w:w="60"/>
+              <w:right w:type="dxa" w:w="100"/>
+            </w:tcMar>
+            <w:vAlign w:val="center"/>
+          </w:tcPr>
+          <w:p>
+            <w:r>
+              <w:rPr>
+                <w:b/>
+                <w:bCs/>
+                <w:sz w:val="18"/>
+                <w:szCs w:val="18"/>
+              </w:rPr>
+              <w:t xml:space="preserve">Corrigir contraste WCAG dos grupos E, I, K</w:t>
+            </w:r>
+          </w:p>
+        </w:tc>
+        <w:tc>
+          <w:tcPr>
+            <w:tcW w:type="dxa" w:w="1600"/>
+            <w:tcBorders>
+              <w:top w:val="single" w:color="CCCCCC" w:sz="1"/>
+              <w:left w:val="single" w:color="CCCCCC" w:sz="1"/>
+              <w:bottom w:val="single" w:color="CCCCCC" w:sz="1"/>
+              <w:right w:val="single" w:color="CCCCCC" w:sz="1"/>
+            </w:tcBorders>
+            <w:shd w:fill="DCFCE7" w:val="clear"/>
+            <w:tcMar>
+              <w:top w:type="dxa" w:w="60"/>
+              <w:left w:type="dxa" w:w="100"/>
+              <w:bottom w:type="dxa" w:w="60"/>
+              <w:right w:type="dxa" w:w="100"/>
+            </w:tcMar>
+            <w:vAlign w:val="center"/>
+          </w:tcPr>
+          <w:p>
+            <w:r>
+              <w:rPr>
+                <w:b w:val="false"/>
+                <w:bCs w:val="false"/>
+                <w:sz w:val="18"/>
+                <w:szCs w:val="18"/>
+              </w:rPr>
+              <w:t xml:space="preserve">Feito</w:t>
+            </w:r>
+          </w:p>
+        </w:tc>
+        <w:tc>
+          <w:tcPr>
+            <w:tcW w:type="dxa" w:w="4960"/>
+            <w:tcBorders>
+              <w:top w:val="single" w:color="CCCCCC" w:sz="1"/>
+              <w:left w:val="single" w:color="CCCCCC" w:sz="1"/>
+              <w:bottom w:val="single" w:color="CCCCCC" w:sz="1"/>
+              <w:right w:val="single" w:color="CCCCCC" w:sz="1"/>
+            </w:tcBorders>
+            <w:tcMar>
+              <w:top w:type="dxa" w:w="60"/>
+              <w:left w:type="dxa" w:w="100"/>
+              <w:bottom w:type="dxa" w:w="60"/>
+              <w:right w:type="dxa" w:w="100"/>
+            </w:tcMar>
+            <w:vAlign w:val="center"/>
+          </w:tcPr>
+          <w:p>
+            <w:r>
+              <w:rPr>
+                <w:b w:val="false"/>
+                <w:bCs w:val="false"/>
+                <w:sz w:val="18"/>
+                <w:szCs w:val="18"/>
+              </w:rPr>
+              <w:t xml:space="preserve">Novo contraste recalculado contra o fundo: E 3.14→4.99:1, I 2.88→5.08:1, K 4.29→5.64:1. Ajustado nos 3 seletores onde a cor aparece (.filter-btn, .game-phase, .group-title).</w:t>
+            </w:r>
+          </w:p>
+        </w:tc>
+      </w:tr>
+      <w:tr>
+        <w:tc>
+          <w:tcPr>
+            <w:tcW w:type="dxa" w:w="2800"/>
+            <w:tcBorders>
+              <w:top w:val="single" w:color="CCCCCC" w:sz="1"/>
+              <w:left w:val="single" w:color="CCCCCC" w:sz="1"/>
+              <w:bottom w:val="single" w:color="CCCCCC" w:sz="1"/>
+              <w:right w:val="single" w:color="CCCCCC" w:sz="1"/>
+            </w:tcBorders>
+            <w:tcMar>
+              <w:top w:type="dxa" w:w="60"/>
+              <w:left w:type="dxa" w:w="100"/>
+              <w:bottom w:type="dxa" w:w="60"/>
+              <w:right w:type="dxa" w:w="100"/>
+            </w:tcMar>
+            <w:vAlign w:val="center"/>
+          </w:tcPr>
+          <w:p>
+            <w:r>
+              <w:rPr>
+                <w:b/>
+                <w:bCs/>
+                <w:sz w:val="18"/>
+                <w:szCs w:val="18"/>
+              </w:rPr>
+              <w:t xml:space="preserve">.refresh-btn para 44px (desktop e mobile)</w:t>
+            </w:r>
+          </w:p>
+        </w:tc>
+        <w:tc>
+          <w:tcPr>
+            <w:tcW w:type="dxa" w:w="1600"/>
+            <w:tcBorders>
+              <w:top w:val="single" w:color="CCCCCC" w:sz="1"/>
+              <w:left w:val="single" w:color="CCCCCC" w:sz="1"/>
+              <w:bottom w:val="single" w:color="CCCCCC" w:sz="1"/>
+              <w:right w:val="single" w:color="CCCCCC" w:sz="1"/>
+            </w:tcBorders>
+            <w:shd w:fill="DCFCE7" w:val="clear"/>
+            <w:tcMar>
+              <w:top w:type="dxa" w:w="60"/>
+              <w:left w:type="dxa" w:w="100"/>
+              <w:bottom w:type="dxa" w:w="60"/>
+              <w:right w:type="dxa" w:w="100"/>
+            </w:tcMar>
+            <w:vAlign w:val="center"/>
+          </w:tcPr>
+          <w:p>
+            <w:r>
+              <w:rPr>
+                <w:b w:val="false"/>
+                <w:bCs w:val="false"/>
+                <w:sz w:val="18"/>
+                <w:szCs w:val="18"/>
+              </w:rPr>
+              <w:t xml:space="preserve">Feito</w:t>
+            </w:r>
+          </w:p>
+        </w:tc>
+        <w:tc>
+          <w:tcPr>
+            <w:tcW w:type="dxa" w:w="4960"/>
+            <w:tcBorders>
+              <w:top w:val="single" w:color="CCCCCC" w:sz="1"/>
+              <w:left w:val="single" w:color="CCCCCC" w:sz="1"/>
+              <w:bottom w:val="single" w:color="CCCCCC" w:sz="1"/>
+              <w:right w:val="single" w:color="CCCCCC" w:sz="1"/>
+            </w:tcBorders>
+            <w:tcMar>
+              <w:top w:type="dxa" w:w="60"/>
+              <w:left w:type="dxa" w:w="100"/>
+              <w:bottom w:type="dxa" w:w="60"/>
+              <w:right w:type="dxa" w:w="100"/>
+            </w:tcMar>
+            <w:vAlign w:val="center"/>
+          </w:tcPr>
+          <w:p>
+            <w:r>
+              <w:rPr>
+                <w:b w:val="false"/>
+                <w:bCs w:val="false"/>
+                <w:sz w:val="18"/>
+                <w:szCs w:val="18"/>
+              </w:rPr>
+              <w:t xml:space="preserve">De 32px/28px para 44px nos dois breakpoints. O botão já vive numa barra com min-height:44px, não deveria empurrar layout — falta validação visual real no navegador.</w:t>
+            </w:r>
+          </w:p>
+        </w:tc>
+      </w:tr>
+      <w:tr>
+        <w:tc>
+          <w:tcPr>
+            <w:tcW w:type="dxa" w:w="2800"/>
+            <w:tcBorders>
+              <w:top w:val="single" w:color="CCCCCC" w:sz="1"/>
+              <w:left w:val="single" w:color="CCCCCC" w:sz="1"/>
+              <w:bottom w:val="single" w:color="CCCCCC" w:sz="1"/>
+              <w:right w:val="single" w:color="CCCCCC" w:sz="1"/>
+            </w:tcBorders>
+            <w:tcMar>
+              <w:top w:type="dxa" w:w="60"/>
+              <w:left w:type="dxa" w:w="100"/>
+              <w:bottom w:type="dxa" w:w="60"/>
+              <w:right w:type="dxa" w:w="100"/>
+            </w:tcMar>
+            <w:vAlign w:val="center"/>
+          </w:tcPr>
+          <w:p>
+            <w:r>
+              <w:rPr>
+                <w:b/>
+                <w:bCs/>
+                <w:sz w:val="18"/>
+                <w:szCs w:val="18"/>
+              </w:rPr>
+              <w:t xml:space="preserve">Sincronizar bolao-worker.js.backup</w:t>
+            </w:r>
+          </w:p>
+        </w:tc>
+        <w:tc>
+          <w:tcPr>
+            <w:tcW w:type="dxa" w:w="1600"/>
+            <w:tcBorders>
+              <w:top w:val="single" w:color="CCCCCC" w:sz="1"/>
+              <w:left w:val="single" w:color="CCCCCC" w:sz="1"/>
+              <w:bottom w:val="single" w:color="CCCCCC" w:sz="1"/>
+              <w:right w:val="single" w:color="CCCCCC" w:sz="1"/>
+            </w:tcBorders>
+            <w:shd w:fill="DCFCE7" w:val="clear"/>
+            <w:tcMar>
+              <w:top w:type="dxa" w:w="60"/>
+              <w:left w:type="dxa" w:w="100"/>
+              <w:bottom w:type="dxa" w:w="60"/>
+              <w:right w:type="dxa" w:w="100"/>
+            </w:tcMar>
+            <w:vAlign w:val="center"/>
+          </w:tcPr>
+          <w:p>
+            <w:r>
+              <w:rPr>
+                <w:b w:val="false"/>
+                <w:bCs w:val="false"/>
+                <w:sz w:val="18"/>
+                <w:szCs w:val="18"/>
+              </w:rPr>
+              <w:t xml:space="preserve">Feito</w:t>
+            </w:r>
+          </w:p>
+        </w:tc>
+        <w:tc>
+          <w:tcPr>
+            <w:tcW w:type="dxa" w:w="4960"/>
+            <w:tcBorders>
+              <w:top w:val="single" w:color="CCCCCC" w:sz="1"/>
+              <w:left w:val="single" w:color="CCCCCC" w:sz="1"/>
+              <w:bottom w:val="single" w:color="CCCCCC" w:sz="1"/>
+              <w:right w:val="single" w:color="CCCCCC" w:sz="1"/>
+            </w:tcBorders>
+            <w:tcMar>
+              <w:top w:type="dxa" w:w="60"/>
+              <w:left w:type="dxa" w:w="100"/>
+              <w:bottom w:type="dxa" w:w="60"/>
+              <w:right w:type="dxa" w:w="100"/>
+            </w:tcMar>
+            <w:vAlign w:val="center"/>
+          </w:tcPr>
+          <w:p>
+            <w:r>
+              <w:rPr>
+                <w:b w:val="false"/>
+                <w:bCs w:val="false"/>
+                <w:sz w:val="18"/>
+                <w:szCs w:val="18"/>
+              </w:rPr>
+              <w:t xml:space="preserve">Backup local atualizado para refletir o bolao-worker.js atual (antes estava 48 linhas atrasado).</w:t>
+            </w:r>
+          </w:p>
+        </w:tc>
+      </w:tr>
+      <w:tr>
+        <w:tc>
+          <w:tcPr>
+            <w:tcW w:type="dxa" w:w="2800"/>
+            <w:tcBorders>
+              <w:top w:val="single" w:color="CCCCCC" w:sz="1"/>
+              <w:left w:val="single" w:color="CCCCCC" w:sz="1"/>
+              <w:bottom w:val="single" w:color="CCCCCC" w:sz="1"/>
+              <w:right w:val="single" w:color="CCCCCC" w:sz="1"/>
+            </w:tcBorders>
+            <w:tcMar>
+              <w:top w:type="dxa" w:w="60"/>
+              <w:left w:type="dxa" w:w="100"/>
+              <w:bottom w:type="dxa" w:w="60"/>
+              <w:right w:type="dxa" w:w="100"/>
+            </w:tcMar>
+            <w:vAlign w:val="center"/>
+          </w:tcPr>
+          <w:p>
+            <w:r>
+              <w:rPr>
+                <w:b/>
+                <w:bCs/>
+                <w:sz w:val="18"/>
+                <w:szCs w:val="18"/>
+              </w:rPr>
+              <w:t xml:space="preserve">Corrigir enumeração de usuário em /login</w:t>
+            </w:r>
+          </w:p>
+        </w:tc>
+        <w:tc>
+          <w:tcPr>
+            <w:tcW w:type="dxa" w:w="1600"/>
+            <w:tcBorders>
+              <w:top w:val="single" w:color="CCCCCC" w:sz="1"/>
+              <w:left w:val="single" w:color="CCCCCC" w:sz="1"/>
+              <w:bottom w:val="single" w:color="CCCCCC" w:sz="1"/>
+              <w:right w:val="single" w:color="CCCCCC" w:sz="1"/>
+            </w:tcBorders>
+            <w:shd w:fill="FEF9C3" w:val="clear"/>
+            <w:tcMar>
+              <w:top w:type="dxa" w:w="60"/>
+              <w:left w:type="dxa" w:w="100"/>
+              <w:bottom w:type="dxa" w:w="60"/>
+              <w:right w:type="dxa" w:w="100"/>
+            </w:tcMar>
+            <w:vAlign w:val="center"/>
+          </w:tcPr>
+          <w:p>
+            <w:r>
+              <w:rPr>
+                <w:b w:val="false"/>
+                <w:bCs w:val="false"/>
+                <w:sz w:val="18"/>
+                <w:szCs w:val="18"/>
+              </w:rPr>
+              <w:t xml:space="preserve">Feito (código), não deployado</w:t>
+            </w:r>
+          </w:p>
+        </w:tc>
+        <w:tc>
+          <w:tcPr>
+            <w:tcW w:type="dxa" w:w="4960"/>
+            <w:tcBorders>
+              <w:top w:val="single" w:color="CCCCCC" w:sz="1"/>
+              <w:left w:val="single" w:color="CCCCCC" w:sz="1"/>
+              <w:bottom w:val="single" w:color="CCCCCC" w:sz="1"/>
+              <w:right w:val="single" w:color="CCCCCC" w:sz="1"/>
+            </w:tcBorders>
+            <w:tcMar>
+              <w:top w:type="dxa" w:w="60"/>
+              <w:left w:type="dxa" w:w="100"/>
+              <w:bottom w:type="dxa" w:w="60"/>
+              <w:right w:type="dxa" w:w="100"/>
+            </w:tcMar>
+            <w:vAlign w:val="center"/>
+          </w:tcPr>
+          <w:p>
+            <w:r>
+              <w:rPr>
+                <w:b w:val="false"/>
+                <w:bCs w:val="false"/>
+                <w:sz w:val="18"/>
+                <w:szCs w:val="18"/>
+              </w:rPr>
+              <w:t xml:space="preserve">Worker unificado para responder sempre 401 “Nome ou senha inválidos”. Frontend ajustado (removida a mensagem específica de 404, que dependia do status code). Precisa ser testado localmente e deployado via deploy-worker.ps1 antes de valer em produção.</w:t>
+            </w:r>
+          </w:p>
+        </w:tc>
+      </w:tr>
+      <w:tr>
+        <w:tc>
+          <w:tcPr>
+            <w:tcW w:type="dxa" w:w="2800"/>
+            <w:tcBorders>
+              <w:top w:val="single" w:color="CCCCCC" w:sz="1"/>
+              <w:left w:val="single" w:color="CCCCCC" w:sz="1"/>
+              <w:bottom w:val="single" w:color="CCCCCC" w:sz="1"/>
+              <w:right w:val="single" w:color="CCCCCC" w:sz="1"/>
+            </w:tcBorders>
+            <w:tcMar>
+              <w:top w:type="dxa" w:w="60"/>
+              <w:left w:type="dxa" w:w="100"/>
+              <w:bottom w:type="dxa" w:w="60"/>
+              <w:right w:type="dxa" w:w="100"/>
+            </w:tcMar>
+            <w:vAlign w:val="center"/>
+          </w:tcPr>
+          <w:p>
+            <w:r>
+              <w:rPr>
+                <w:b/>
+                <w:bCs/>
+                <w:sz w:val="18"/>
+                <w:szCs w:val="18"/>
+              </w:rPr>
+              <w:t xml:space="preserve">index.html ↔ copa2026.html sincronizados</w:t>
+            </w:r>
+          </w:p>
+        </w:tc>
+        <w:tc>
+          <w:tcPr>
+            <w:tcW w:type="dxa" w:w="1600"/>
+            <w:tcBorders>
+              <w:top w:val="single" w:color="CCCCCC" w:sz="1"/>
+              <w:left w:val="single" w:color="CCCCCC" w:sz="1"/>
+              <w:bottom w:val="single" w:color="CCCCCC" w:sz="1"/>
+              <w:right w:val="single" w:color="CCCCCC" w:sz="1"/>
+            </w:tcBorders>
+            <w:shd w:fill="DCFCE7" w:val="clear"/>
+            <w:tcMar>
+              <w:top w:type="dxa" w:w="60"/>
+              <w:left w:type="dxa" w:w="100"/>
+              <w:bottom w:type="dxa" w:w="60"/>
+              <w:right w:type="dxa" w:w="100"/>
+            </w:tcMar>
+            <w:vAlign w:val="center"/>
+          </w:tcPr>
+          <w:p>
+            <w:r>
+              <w:rPr>
+                <w:b w:val="false"/>
+                <w:bCs w:val="false"/>
+                <w:sz w:val="18"/>
+                <w:szCs w:val="18"/>
+              </w:rPr>
+              <w:t xml:space="preserve">Feito</w:t>
+            </w:r>
+          </w:p>
+        </w:tc>
+        <w:tc>
+          <w:tcPr>
+            <w:tcW w:type="dxa" w:w="4960"/>
+            <w:tcBorders>
+              <w:top w:val="single" w:color="CCCCCC" w:sz="1"/>
+              <w:left w:val="single" w:color="CCCCCC" w:sz="1"/>
+              <w:bottom w:val="single" w:color="CCCCCC" w:sz="1"/>
+              <w:right w:val="single" w:color="CCCCCC" w:sz="1"/>
+            </w:tcBorders>
+            <w:tcMar>
+              <w:top w:type="dxa" w:w="60"/>
+              <w:left w:type="dxa" w:w="100"/>
+              <w:bottom w:type="dxa" w:w="60"/>
+              <w:right w:type="dxa" w:w="100"/>
+            </w:tcMar>
+            <w:vAlign w:val="center"/>
+          </w:tcPr>
+          <w:p>
+            <w:r>
+              <w:rPr>
+                <w:b w:val="false"/>
+                <w:bCs w:val="false"/>
+                <w:sz w:val="18"/>
+                <w:szCs w:val="18"/>
+              </w:rPr>
+              <w:t xml:space="preserve">Confirmado por leitura direta dos dois arquivos nos trechos alterados, não só por diff via terminal (ver alerta abaixo).</w:t>
+            </w:r>
+          </w:p>
+        </w:tc>
+      </w:tr>
+      <w:tr>
+        <w:tc>
+          <w:tcPr>
+            <w:tcW w:type="dxa" w:w="2800"/>
+            <w:tcBorders>
+              <w:top w:val="single" w:color="CCCCCC" w:sz="1"/>
+              <w:left w:val="single" w:color="CCCCCC" w:sz="1"/>
+              <w:bottom w:val="single" w:color="CCCCCC" w:sz="1"/>
+              <w:right w:val="single" w:color="CCCCCC" w:sz="1"/>
+            </w:tcBorders>
+            <w:tcMar>
+              <w:top w:type="dxa" w:w="60"/>
+              <w:left w:type="dxa" w:w="100"/>
+              <w:bottom w:type="dxa" w:w="60"/>
+              <w:right w:type="dxa" w:w="100"/>
+            </w:tcMar>
+            <w:vAlign w:val="center"/>
+          </w:tcPr>
+          <w:p>
+            <w:r>
+              <w:rPr>
+                <w:b/>
+                <w:bCs/>
+                <w:sz w:val="18"/>
+                <w:szCs w:val="18"/>
+              </w:rPr>
+              <w:t xml:space="preserve">Rate limiting em /login e /picks</w:t>
+            </w:r>
+          </w:p>
+        </w:tc>
+        <w:tc>
+          <w:tcPr>
+            <w:tcW w:type="dxa" w:w="1600"/>
+            <w:tcBorders>
+              <w:top w:val="single" w:color="CCCCCC" w:sz="1"/>
+              <w:left w:val="single" w:color="CCCCCC" w:sz="1"/>
+              <w:bottom w:val="single" w:color="CCCCCC" w:sz="1"/>
+              <w:right w:val="single" w:color="CCCCCC" w:sz="1"/>
+            </w:tcBorders>
+            <w:shd w:fill="F3F4F6" w:val="clear"/>
+            <w:tcMar>
+              <w:top w:type="dxa" w:w="60"/>
+              <w:left w:type="dxa" w:w="100"/>
+              <w:bottom w:type="dxa" w:w="60"/>
+              <w:right w:type="dxa" w:w="100"/>
+            </w:tcMar>
+            <w:vAlign w:val="center"/>
+          </w:tcPr>
+          <w:p>
+            <w:r>
+              <w:rPr>
+                <w:b w:val="false"/>
+                <w:bCs w:val="false"/>
+                <w:sz w:val="18"/>
+                <w:szCs w:val="18"/>
+              </w:rPr>
+              <w:t xml:space="preserve">Não iniciado</w:t>
+            </w:r>
+          </w:p>
+        </w:tc>
+        <w:tc>
+          <w:tcPr>
+            <w:tcW w:type="dxa" w:w="4960"/>
+            <w:tcBorders>
+              <w:top w:val="single" w:color="CCCCCC" w:sz="1"/>
+              <w:left w:val="single" w:color="CCCCCC" w:sz="1"/>
+              <w:bottom w:val="single" w:color="CCCCCC" w:sz="1"/>
+              <w:right w:val="single" w:color="CCCCCC" w:sz="1"/>
+            </w:tcBorders>
+            <w:tcMar>
+              <w:top w:type="dxa" w:w="60"/>
+              <w:left w:type="dxa" w:w="100"/>
+              <w:bottom w:type="dxa" w:w="60"/>
+              <w:right w:type="dxa" w:w="100"/>
+            </w:tcMar>
+            <w:vAlign w:val="center"/>
+          </w:tcPr>
+          <w:p>
+            <w:r>
+              <w:rPr>
+                <w:b w:val="false"/>
+                <w:bCs w:val="false"/>
+                <w:sz w:val="18"/>
+                <w:szCs w:val="18"/>
+              </w:rPr>
+              <w:t xml:space="preserve">Só documentado no plano (seção 6.1). Exige decisão de implementação (KV ou Durable Object do Cloudflare) e não mexe em arquivo que eu tenha acesso de deploy.</w:t>
+            </w:r>
+          </w:p>
+        </w:tc>
+      </w:tr>
+      <w:tr>
+        <w:tc>
+          <w:tcPr>
+            <w:tcW w:type="dxa" w:w="2800"/>
+            <w:tcBorders>
+              <w:top w:val="single" w:color="CCCCCC" w:sz="1"/>
+              <w:left w:val="single" w:color="CCCCCC" w:sz="1"/>
+              <w:bottom w:val="single" w:color="CCCCCC" w:sz="1"/>
+              <w:right w:val="single" w:color="CCCCCC" w:sz="1"/>
+            </w:tcBorders>
+            <w:tcMar>
+              <w:top w:type="dxa" w:w="60"/>
+              <w:left w:type="dxa" w:w="100"/>
+              <w:bottom w:type="dxa" w:w="60"/>
+              <w:right w:type="dxa" w:w="100"/>
+            </w:tcMar>
+            <w:vAlign w:val="center"/>
+          </w:tcPr>
+          <w:p>
+            <w:r>
+              <w:rPr>
+                <w:b/>
+                <w:bCs/>
+                <w:sz w:val="18"/>
+                <w:szCs w:val="18"/>
+              </w:rPr>
+              <w:t xml:space="preserve">manifest.json + ícones PWA</w:t>
+            </w:r>
+          </w:p>
+        </w:tc>
+        <w:tc>
+          <w:tcPr>
+            <w:tcW w:type="dxa" w:w="1600"/>
+            <w:tcBorders>
+              <w:top w:val="single" w:color="CCCCCC" w:sz="1"/>
+              <w:left w:val="single" w:color="CCCCCC" w:sz="1"/>
+              <w:bottom w:val="single" w:color="CCCCCC" w:sz="1"/>
+              <w:right w:val="single" w:color="CCCCCC" w:sz="1"/>
+            </w:tcBorders>
+            <w:shd w:fill="F3F4F6" w:val="clear"/>
+            <w:tcMar>
+              <w:top w:type="dxa" w:w="60"/>
+              <w:left w:type="dxa" w:w="100"/>
+              <w:bottom w:type="dxa" w:w="60"/>
+              <w:right w:type="dxa" w:w="100"/>
+            </w:tcMar>
+            <w:vAlign w:val="center"/>
+          </w:tcPr>
+          <w:p>
+            <w:r>
+              <w:rPr>
+                <w:b w:val="false"/>
+                <w:bCs w:val="false"/>
+                <w:sz w:val="18"/>
+                <w:szCs w:val="18"/>
+              </w:rPr>
+              <w:t xml:space="preserve">Não iniciado</w:t>
+            </w:r>
+          </w:p>
+        </w:tc>
+        <w:tc>
+          <w:tcPr>
+            <w:tcW w:type="dxa" w:w="4960"/>
+            <w:tcBorders>
+              <w:top w:val="single" w:color="CCCCCC" w:sz="1"/>
+              <w:left w:val="single" w:color="CCCCCC" w:sz="1"/>
+              <w:bottom w:val="single" w:color="CCCCCC" w:sz="1"/>
+              <w:right w:val="single" w:color="CCCCCC" w:sz="1"/>
+            </w:tcBorders>
+            <w:tcMar>
+              <w:top w:type="dxa" w:w="60"/>
+              <w:left w:type="dxa" w:w="100"/>
+              <w:bottom w:type="dxa" w:w="60"/>
+              <w:right w:type="dxa" w:w="100"/>
+            </w:tcMar>
+            <w:vAlign w:val="center"/>
+          </w:tcPr>
+          <w:p>
+            <w:r>
+              <w:rPr>
+                <w:b w:val="false"/>
+                <w:bCs w:val="false"/>
+                <w:sz w:val="18"/>
+                <w:szCs w:val="18"/>
+              </w:rPr>
+              <w:t xml:space="preserve">Ainda no plano (P1).</w:t>
+            </w:r>
+          </w:p>
+        </w:tc>
+      </w:tr>
+      <w:tr>
+        <w:tc>
+          <w:tcPr>
+            <w:tcW w:type="dxa" w:w="2800"/>
+            <w:tcBorders>
+              <w:top w:val="single" w:color="CCCCCC" w:sz="1"/>
+              <w:left w:val="single" w:color="CCCCCC" w:sz="1"/>
+              <w:bottom w:val="single" w:color="CCCCCC" w:sz="1"/>
+              <w:right w:val="single" w:color="CCCCCC" w:sz="1"/>
+            </w:tcBorders>
+            <w:tcMar>
+              <w:top w:type="dxa" w:w="60"/>
+              <w:left w:type="dxa" w:w="100"/>
+              <w:bottom w:type="dxa" w:w="60"/>
+              <w:right w:type="dxa" w:w="100"/>
+            </w:tcMar>
+            <w:vAlign w:val="center"/>
+          </w:tcPr>
+          <w:p>
+            <w:r>
+              <w:rPr>
+                <w:b/>
+                <w:bCs/>
+                <w:sz w:val="18"/>
+                <w:szCs w:val="18"/>
+              </w:rPr>
+              <w:t xml:space="preserve">Landmarks semânticos (header/main/nav/footer)</w:t>
+            </w:r>
+          </w:p>
+        </w:tc>
+        <w:tc>
+          <w:tcPr>
+            <w:tcW w:type="dxa" w:w="1600"/>
+            <w:tcBorders>
+              <w:top w:val="single" w:color="CCCCCC" w:sz="1"/>
+              <w:left w:val="single" w:color="CCCCCC" w:sz="1"/>
+              <w:bottom w:val="single" w:color="CCCCCC" w:sz="1"/>
+              <w:right w:val="single" w:color="CCCCCC" w:sz="1"/>
+            </w:tcBorders>
+            <w:shd w:fill="F3F4F6" w:val="clear"/>
+            <w:tcMar>
+              <w:top w:type="dxa" w:w="60"/>
+              <w:left w:type="dxa" w:w="100"/>
+              <w:bottom w:type="dxa" w:w="60"/>
+              <w:right w:type="dxa" w:w="100"/>
+            </w:tcMar>
+            <w:vAlign w:val="center"/>
+          </w:tcPr>
+          <w:p>
+            <w:r>
+              <w:rPr>
+                <w:b w:val="false"/>
+                <w:bCs w:val="false"/>
+                <w:sz w:val="18"/>
+                <w:szCs w:val="18"/>
+              </w:rPr>
+              <w:t xml:space="preserve">Não iniciado</w:t>
+            </w:r>
+          </w:p>
+        </w:tc>
+        <w:tc>
+          <w:tcPr>
+            <w:tcW w:type="dxa" w:w="4960"/>
+            <w:tcBorders>
+              <w:top w:val="single" w:color="CCCCCC" w:sz="1"/>
+              <w:left w:val="single" w:color="CCCCCC" w:sz="1"/>
+              <w:bottom w:val="single" w:color="CCCCCC" w:sz="1"/>
+              <w:right w:val="single" w:color="CCCCCC" w:sz="1"/>
+            </w:tcBorders>
+            <w:tcMar>
+              <w:top w:type="dxa" w:w="60"/>
+              <w:left w:type="dxa" w:w="100"/>
+              <w:bottom w:type="dxa" w:w="60"/>
+              <w:right w:type="dxa" w:w="100"/>
+            </w:tcMar>
+            <w:vAlign w:val="center"/>
+          </w:tcPr>
+          <w:p>
+            <w:r>
+              <w:rPr>
+                <w:b w:val="false"/>
+                <w:bCs w:val="false"/>
+                <w:sz w:val="18"/>
+                <w:szCs w:val="18"/>
+              </w:rPr>
+              <w:t xml:space="preserve">Ainda no plano (P1) — risco de regressão de CSS, decidido não mexer sem sua validação por etapa.</w:t>
+            </w:r>
+          </w:p>
+        </w:tc>
+      </w:tr>
+      <w:tr>
+        <w:tc>
+          <w:tcPr>
+            <w:tcW w:type="dxa" w:w="2800"/>
+            <w:tcBorders>
+              <w:top w:val="single" w:color="CCCCCC" w:sz="1"/>
+              <w:left w:val="single" w:color="CCCCCC" w:sz="1"/>
+              <w:bottom w:val="single" w:color="CCCCCC" w:sz="1"/>
+              <w:right w:val="single" w:color="CCCCCC" w:sz="1"/>
+            </w:tcBorders>
+            <w:tcMar>
+              <w:top w:type="dxa" w:w="60"/>
+              <w:left w:type="dxa" w:w="100"/>
+              <w:bottom w:type="dxa" w:w="60"/>
+              <w:right w:type="dxa" w:w="100"/>
+            </w:tcMar>
+            <w:vAlign w:val="center"/>
+          </w:tcPr>
+          <w:p>
+            <w:r>
+              <w:rPr>
+                <w:b/>
+                <w:bCs/>
+                <w:sz w:val="18"/>
+                <w:szCs w:val="18"/>
+              </w:rPr>
+              <w:t xml:space="preserve">aria-label consistente</w:t>
+            </w:r>
+          </w:p>
+        </w:tc>
+        <w:tc>
+          <w:tcPr>
+            <w:tcW w:type="dxa" w:w="1600"/>
+            <w:tcBorders>
+              <w:top w:val="single" w:color="CCCCCC" w:sz="1"/>
+              <w:left w:val="single" w:color="CCCCCC" w:sz="1"/>
+              <w:bottom w:val="single" w:color="CCCCCC" w:sz="1"/>
+              <w:right w:val="single" w:color="CCCCCC" w:sz="1"/>
+            </w:tcBorders>
+            <w:shd w:fill="F3F4F6" w:val="clear"/>
+            <w:tcMar>
+              <w:top w:type="dxa" w:w="60"/>
+              <w:left w:type="dxa" w:w="100"/>
+              <w:bottom w:type="dxa" w:w="60"/>
+              <w:right w:type="dxa" w:w="100"/>
+            </w:tcMar>
+            <w:vAlign w:val="center"/>
+          </w:tcPr>
+          <w:p>
+            <w:r>
+              <w:rPr>
+                <w:b w:val="false"/>
+                <w:bCs w:val="false"/>
+                <w:sz w:val="18"/>
+                <w:szCs w:val="18"/>
+              </w:rPr>
+              <w:t xml:space="preserve">Não iniciado</w:t>
+            </w:r>
+          </w:p>
+        </w:tc>
+        <w:tc>
+          <w:tcPr>
+            <w:tcW w:type="dxa" w:w="4960"/>
+            <w:tcBorders>
+              <w:top w:val="single" w:color="CCCCCC" w:sz="1"/>
+              <w:left w:val="single" w:color="CCCCCC" w:sz="1"/>
+              <w:bottom w:val="single" w:color="CCCCCC" w:sz="1"/>
+              <w:right w:val="single" w:color="CCCCCC" w:sz="1"/>
+            </w:tcBorders>
+            <w:tcMar>
+              <w:top w:type="dxa" w:w="60"/>
+              <w:left w:type="dxa" w:w="100"/>
+              <w:bottom w:type="dxa" w:w="60"/>
+              <w:right w:type="dxa" w:w="100"/>
+            </w:tcMar>
+            <w:vAlign w:val="center"/>
+          </w:tcPr>
+          <w:p>
+            <w:r>
+              <w:rPr>
+                <w:b w:val="false"/>
+                <w:bCs w:val="false"/>
+                <w:sz w:val="18"/>
+                <w:szCs w:val="18"/>
+              </w:rPr>
+              <w:t xml:space="preserve">Ainda no plano (P1).</w:t>
+            </w:r>
+          </w:p>
+        </w:tc>
+      </w:tr>
+      <w:tr>
+        <w:tc>
+          <w:tcPr>
+            <w:tcW w:type="dxa" w:w="2800"/>
+            <w:tcBorders>
+              <w:top w:val="single" w:color="CCCCCC" w:sz="1"/>
+              <w:left w:val="single" w:color="CCCCCC" w:sz="1"/>
+              <w:bottom w:val="single" w:color="CCCCCC" w:sz="1"/>
+              <w:right w:val="single" w:color="CCCCCC" w:sz="1"/>
+            </w:tcBorders>
+            <w:tcMar>
+              <w:top w:type="dxa" w:w="60"/>
+              <w:left w:type="dxa" w:w="100"/>
+              <w:bottom w:type="dxa" w:w="60"/>
+              <w:right w:type="dxa" w:w="100"/>
+            </w:tcMar>
+            <w:vAlign w:val="center"/>
+          </w:tcPr>
+          <w:p>
+            <w:r>
+              <w:rPr>
+                <w:b/>
+                <w:bCs/>
+                <w:sz w:val="18"/>
+                <w:szCs w:val="18"/>
+              </w:rPr>
+              <w:t xml:space="preserve">Content-Security-Policy</w:t>
+            </w:r>
+          </w:p>
+        </w:tc>
+        <w:tc>
+          <w:tcPr>
+            <w:tcW w:type="dxa" w:w="1600"/>
+            <w:tcBorders>
+              <w:top w:val="single" w:color="CCCCCC" w:sz="1"/>
+              <w:left w:val="single" w:color="CCCCCC" w:sz="1"/>
+              <w:bottom w:val="single" w:color="CCCCCC" w:sz="1"/>
+              <w:right w:val="single" w:color="CCCCCC" w:sz="1"/>
+            </w:tcBorders>
+            <w:shd w:fill="F3F4F6" w:val="clear"/>
+            <w:tcMar>
+              <w:top w:type="dxa" w:w="60"/>
+              <w:left w:type="dxa" w:w="100"/>
+              <w:bottom w:type="dxa" w:w="60"/>
+              <w:right w:type="dxa" w:w="100"/>
+            </w:tcMar>
+            <w:vAlign w:val="center"/>
+          </w:tcPr>
+          <w:p>
+            <w:r>
+              <w:rPr>
+                <w:b w:val="false"/>
+                <w:bCs w:val="false"/>
+                <w:sz w:val="18"/>
+                <w:szCs w:val="18"/>
+              </w:rPr>
+              <w:t xml:space="preserve">Não iniciado</w:t>
+            </w:r>
+          </w:p>
+        </w:tc>
+        <w:tc>
+          <w:tcPr>
+            <w:tcW w:type="dxa" w:w="4960"/>
+            <w:tcBorders>
+              <w:top w:val="single" w:color="CCCCCC" w:sz="1"/>
+              <w:left w:val="single" w:color="CCCCCC" w:sz="1"/>
+              <w:bottom w:val="single" w:color="CCCCCC" w:sz="1"/>
+              <w:right w:val="single" w:color="CCCCCC" w:sz="1"/>
+            </w:tcBorders>
+            <w:tcMar>
+              <w:top w:type="dxa" w:w="60"/>
+              <w:left w:type="dxa" w:w="100"/>
+              <w:bottom w:type="dxa" w:w="60"/>
+              <w:right w:type="dxa" w:w="100"/>
+            </w:tcMar>
+            <w:vAlign w:val="center"/>
+          </w:tcPr>
+          <w:p>
+            <w:r>
+              <w:rPr>
+                <w:b w:val="false"/>
+                <w:bCs w:val="false"/>
+                <w:sz w:val="18"/>
+                <w:szCs w:val="18"/>
+              </w:rPr>
+              <w:t xml:space="preserve">Ainda no plano (P1) — risco de quebrar chamadas externas se malfeito.</w:t>
+            </w:r>
+          </w:p>
+        </w:tc>
+      </w:tr>
+      <w:tr>
+        <w:tc>
+          <w:tcPr>
+            <w:tcW w:type="dxa" w:w="2800"/>
+            <w:tcBorders>
+              <w:top w:val="single" w:color="CCCCCC" w:sz="1"/>
+              <w:left w:val="single" w:color="CCCCCC" w:sz="1"/>
+              <w:bottom w:val="single" w:color="CCCCCC" w:sz="1"/>
+              <w:right w:val="single" w:color="CCCCCC" w:sz="1"/>
+            </w:tcBorders>
+            <w:tcMar>
+              <w:top w:type="dxa" w:w="60"/>
+              <w:left w:type="dxa" w:w="100"/>
+              <w:bottom w:type="dxa" w:w="60"/>
+              <w:right w:type="dxa" w:w="100"/>
+            </w:tcMar>
+            <w:vAlign w:val="center"/>
+          </w:tcPr>
+          <w:p>
+            <w:r>
+              <w:rPr>
+                <w:b/>
+                <w:bCs/>
+                <w:sz w:val="18"/>
+                <w:szCs w:val="18"/>
+              </w:rPr>
+              <w:t xml:space="preserve">Redução de validade do JWT / refresh</w:t>
+            </w:r>
+          </w:p>
+        </w:tc>
+        <w:tc>
+          <w:tcPr>
+            <w:tcW w:type="dxa" w:w="1600"/>
+            <w:tcBorders>
+              <w:top w:val="single" w:color="CCCCCC" w:sz="1"/>
+              <w:left w:val="single" w:color="CCCCCC" w:sz="1"/>
+              <w:bottom w:val="single" w:color="CCCCCC" w:sz="1"/>
+              <w:right w:val="single" w:color="CCCCCC" w:sz="1"/>
+            </w:tcBorders>
+            <w:shd w:fill="F3F4F6" w:val="clear"/>
+            <w:tcMar>
+              <w:top w:type="dxa" w:w="60"/>
+              <w:left w:type="dxa" w:w="100"/>
+              <w:bottom w:type="dxa" w:w="60"/>
+              <w:right w:type="dxa" w:w="100"/>
+            </w:tcMar>
+            <w:vAlign w:val="center"/>
+          </w:tcPr>
+          <w:p>
+            <w:r>
+              <w:rPr>
+                <w:b w:val="false"/>
+                <w:bCs w:val="false"/>
+                <w:sz w:val="18"/>
+                <w:szCs w:val="18"/>
+              </w:rPr>
+              <w:t xml:space="preserve">Não iniciado</w:t>
+            </w:r>
+          </w:p>
+        </w:tc>
+        <w:tc>
+          <w:tcPr>
+            <w:tcW w:type="dxa" w:w="4960"/>
+            <w:tcBorders>
+              <w:top w:val="single" w:color="CCCCCC" w:sz="1"/>
+              <w:left w:val="single" w:color="CCCCCC" w:sz="1"/>
+              <w:bottom w:val="single" w:color="CCCCCC" w:sz="1"/>
+              <w:right w:val="single" w:color="CCCCCC" w:sz="1"/>
+            </w:tcBorders>
+            <w:tcMar>
+              <w:top w:type="dxa" w:w="60"/>
+              <w:left w:type="dxa" w:w="100"/>
+              <w:bottom w:type="dxa" w:w="60"/>
+              <w:right w:type="dxa" w:w="100"/>
+            </w:tcMar>
+            <w:vAlign w:val="center"/>
+          </w:tcPr>
+          <w:p>
+            <w:r>
+              <w:rPr>
+                <w:b w:val="false"/>
+                <w:bCs w:val="false"/>
+                <w:sz w:val="18"/>
+                <w:szCs w:val="18"/>
+              </w:rPr>
+              <w:t xml:space="preserve">Ainda no plano (P1) — vai deslogar usuários, decisão sua sobre o momento.</w:t>
+            </w:r>
+          </w:p>
+        </w:tc>
+      </w:tr>
+      <w:tr>
+        <w:tc>
+          <w:tcPr>
+            <w:tcW w:type="dxa" w:w="2800"/>
+            <w:tcBorders>
+              <w:top w:val="single" w:color="CCCCCC" w:sz="1"/>
+              <w:left w:val="single" w:color="CCCCCC" w:sz="1"/>
+              <w:bottom w:val="single" w:color="CCCCCC" w:sz="1"/>
+              <w:right w:val="single" w:color="CCCCCC" w:sz="1"/>
+            </w:tcBorders>
+            <w:tcMar>
+              <w:top w:type="dxa" w:w="60"/>
+              <w:left w:type="dxa" w:w="100"/>
+              <w:bottom w:type="dxa" w:w="60"/>
+              <w:right w:type="dxa" w:w="100"/>
+            </w:tcMar>
+            <w:vAlign w:val="center"/>
+          </w:tcPr>
+          <w:p>
+            <w:r>
+              <w:rPr>
+                <w:b/>
+                <w:bCs/>
+                <w:sz w:val="18"/>
+                <w:szCs w:val="18"/>
+              </w:rPr>
+              <w:t xml:space="preserve">Itens de P2 (modularização, testes, CI/CD, etc.)</w:t>
+            </w:r>
+          </w:p>
+        </w:tc>
+        <w:tc>
+          <w:tcPr>
+            <w:tcW w:type="dxa" w:w="1600"/>
+            <w:tcBorders>
+              <w:top w:val="single" w:color="CCCCCC" w:sz="1"/>
+              <w:left w:val="single" w:color="CCCCCC" w:sz="1"/>
+              <w:bottom w:val="single" w:color="CCCCCC" w:sz="1"/>
+              <w:right w:val="single" w:color="CCCCCC" w:sz="1"/>
+            </w:tcBorders>
+            <w:shd w:fill="F3F4F6" w:val="clear"/>
+            <w:tcMar>
+              <w:top w:type="dxa" w:w="60"/>
+              <w:left w:type="dxa" w:w="100"/>
+              <w:bottom w:type="dxa" w:w="60"/>
+              <w:right w:type="dxa" w:w="100"/>
+            </w:tcMar>
+            <w:vAlign w:val="center"/>
+          </w:tcPr>
+          <w:p>
+            <w:r>
+              <w:rPr>
+                <w:b w:val="false"/>
+                <w:bCs w:val="false"/>
+                <w:sz w:val="18"/>
+                <w:szCs w:val="18"/>
+              </w:rPr>
+              <w:t xml:space="preserve">Não iniciado</w:t>
+            </w:r>
+          </w:p>
+        </w:tc>
+        <w:tc>
+          <w:tcPr>
+            <w:tcW w:type="dxa" w:w="4960"/>
+            <w:tcBorders>
+              <w:top w:val="single" w:color="CCCCCC" w:sz="1"/>
+              <w:left w:val="single" w:color="CCCCCC" w:sz="1"/>
+              <w:bottom w:val="single" w:color="CCCCCC" w:sz="1"/>
+              <w:right w:val="single" w:color="CCCCCC" w:sz="1"/>
+            </w:tcBorders>
+            <w:tcMar>
+              <w:top w:type="dxa" w:w="60"/>
+              <w:left w:type="dxa" w:w="100"/>
+              <w:bottom w:type="dxa" w:w="60"/>
+              <w:right w:type="dxa" w:w="100"/>
+            </w:tcMar>
+            <w:vAlign w:val="center"/>
+          </w:tcPr>
+          <w:p>
+            <w:r>
+              <w:rPr>
+                <w:b w:val="false"/>
+                <w:bCs w:val="false"/>
+                <w:sz w:val="18"/>
+                <w:szCs w:val="18"/>
+              </w:rPr>
+              <w:t xml:space="preserve">Deliberadamente adiado para depois do fim do torneio (19/07), conforme o próprio plano.</w:t>
+            </w:r>
+          </w:p>
+        </w:tc>
+      </w:tr>
+    </w:tbl>
+    <w:p>
+      <w:pPr>
+        <w:pStyle w:val="Heading2"/>
+      </w:pPr>
+      <w:r>
+        <w:t xml:space="preserve">9.1 Alerta de processo encontrado durante a execução</w:t>
+      </w:r>
+    </w:p>
+    <w:p>
+      <w:pPr>
+        <w:spacing w:after="160"/>
+      </w:pPr>
+      <w:r>
+        <w:t xml:space="preserve">Durante a verificação do bolao-worker.js após a edição, o terminal Linux (bash) chegou a mostrar o arquivo como truncado/corrompido no final. Reler o mesmo arquivo pela ferramenta de edição de arquivos (a via correta, sem passar pelo terminal) mostrou que o arquivo estava íntegro — foi um cache desatualizado do mount da pasta sincronizada pelo OneDrive dentro do ambiente Linux, não uma corrupção real. Mesmo assim, antes de rodar o deploy do Worker, vale rodar node --check bolao-worker.js no seu PowerShell como segunda confirmação independente.</w:t>
+      </w:r>
+    </w:p>
+    <w:p>
+      <w:pPr>
+        <w:spacing w:after="160"/>
+      </w:pPr>
+      <w:r>
+        <w:t xml:space="preserve">Também identifiquei que operações de git (status, commit) dentro deste ambiente retornaram erro de permissão no arquivo .git/index.lock — sinal de que o git dentro da pasta sincronizada pelo OneDrive não é confiável neste ambiente de execução. Por isso nenhum commit foi feito por mim; revise e commite direto no seu PowerShell.</w:t>
+      </w:r>
+    </w:p>
+    <w:p>
+      <w:pPr>
+        <w:pStyle w:val="Heading2"/>
+      </w:pPr>
+      <w:r>
+        <w:t xml:space="preserve">9.2 O que ainda falta antes de considerar os itens de P0 “concluídos”</w:t>
+      </w:r>
+    </w:p>
+    <w:p>
+      <w:pPr>
+        <w:pStyle w:val="ListParagraph"/>
+        <w:numPr>
+          <w:ilvl w:val="0"/>
+          <w:numId w:val="2"/>
+        </w:numPr>
+        <w:spacing w:after="80"/>
+      </w:pPr>
+      <w:r>
+        <w:t xml:space="preserve">Validação visual real no navegador (desktop e mobile) das mudanças de CSS (cores de grupo e refresh-btn) — eu não tenho como abrir um navegador real e ver a interface renderizada, e a Regra de Ouro do próprio AGENTS.md exige isso antes de declarar qualquer correção como resolvida.</w:t>
+      </w:r>
+    </w:p>
+    <w:p>
+      <w:pPr>
+        <w:pStyle w:val="ListParagraph"/>
+        <w:numPr>
+          <w:ilvl w:val="0"/>
+          <w:numId w:val="2"/>
+        </w:numPr>
+        <w:spacing w:after="80"/>
+      </w:pPr>
+      <w:r>
+        <w:t xml:space="preserve">Teste local do fluxo de /login (senha certa, senha errada, nome inexistente) antes do deploy do Worker.</w:t>
+      </w:r>
+    </w:p>
+    <w:p>
+      <w:pPr>
+        <w:pStyle w:val="ListParagraph"/>
+        <w:numPr>
+          <w:ilvl w:val="0"/>
+          <w:numId w:val="2"/>
+        </w:numPr>
+        <w:spacing w:after="80"/>
+      </w:pPr>
+      <w:r>
+        <w:t xml:space="preserve">git status, diff e commit no seu ambiente local (PowerShell), já que o git deste ambiente não é confiável.</w:t>
+      </w:r>
+    </w:p>
+    <w:p>
+      <w:pPr>
+        <w:pStyle w:val="ListParagraph"/>
+        <w:numPr>
+          <w:ilvl w:val="0"/>
+          <w:numId w:val="2"/>
+        </w:numPr>
+        <w:spacing w:after="80"/>
+      </w:pPr>
+      <w:r>
+        <w:t xml:space="preserve">Deploy do Worker via deploy-worker.ps1, comparando antes com a versão em produção (conforme a seção 17 do AGENTS.md).</w:t>
+      </w:r>
+    </w:p>
+    <w:p>
+      <w:pPr>
+        <w:pStyle w:val="ListParagraph"/>
+        <w:numPr>
+          <w:ilvl w:val="0"/>
+          <w:numId w:val="2"/>
+        </w:numPr>
+        <w:spacing w:after="80"/>
+      </w:pPr>
+      <w:r>
+        <w:t xml:space="preserve">Sua aprovação final antes do deploy, conforme o checklist da seção 8.</w:t>
       </w:r>
     </w:p>
     <w:sectPr>
